--- a/3/cours 1/3 cours 1.docx
+++ b/3/cours 1/3 cours 1.docx
@@ -1348,10 +1348,10 @@
                     <wp:anchor distT="0" distB="0" distL="114300" distR="114300" simplePos="0" relativeHeight="251663360" behindDoc="0" locked="0" layoutInCell="1" allowOverlap="1" wp14:anchorId="02F7227A" wp14:editId="5DF26275">
                       <wp:simplePos x="0" y="0"/>
                       <wp:positionH relativeFrom="column">
-                        <wp:posOffset>2387600</wp:posOffset>
+                        <wp:posOffset>2378075</wp:posOffset>
                       </wp:positionH>
                       <wp:positionV relativeFrom="paragraph">
-                        <wp:posOffset>219076</wp:posOffset>
+                        <wp:posOffset>200025</wp:posOffset>
                       </wp:positionV>
                       <wp:extent cx="1828800" cy="285750"/>
                       <wp:effectExtent l="0" t="0" r="0" b="0"/>
@@ -1437,7 +1437,11 @@
                 </mc:Choice>
                 <mc:Fallback>
                   <w:pict>
-                    <v:shape w14:anchorId="02F7227A" id="Zone de texte 5" o:spid="_x0000_s1027" type="#_x0000_t202" style="position:absolute;left:0;text-align:left;margin-left:188pt;margin-top:17.25pt;width:2in;height:22.5pt;z-index:251663360;visibility:visible;mso-wrap-style:none;mso-height-percent:0;mso-wrap-distance-left:9pt;mso-wrap-distance-top:0;mso-wrap-distance-right:9pt;mso-wrap-distance-bottom:0;mso-position-horizontal:absolute;mso-position-horizontal-relative:text;mso-position-vertical:absolute;mso-position-vertical-relative:text;mso-height-percent:0;mso-height-relative:margin;v-text-anchor:top" o:gfxdata="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" filled="f" stroked="f">
+                    <v:shapetype w14:anchorId="02F7227A" id="_x0000_t202" coordsize="21600,21600" o:spt="202" path="m,l,21600r21600,l21600,xe">
+                      <v:stroke joinstyle="miter"/>
+                      <v:path gradientshapeok="t" o:connecttype="rect"/>
+                    </v:shapetype>
+                    <v:shape id="Zone de texte 5" o:spid="_x0000_s1027" type="#_x0000_t202" style="position:absolute;left:0;text-align:left;margin-left:187.25pt;margin-top:15.75pt;width:2in;height:22.5pt;z-index:251663360;visibility:visible;mso-wrap-style:none;mso-height-percent:0;mso-wrap-distance-left:9pt;mso-wrap-distance-top:0;mso-wrap-distance-right:9pt;mso-wrap-distance-bottom:0;mso-position-horizontal:absolute;mso-position-horizontal-relative:text;mso-position-vertical:absolute;mso-position-vertical-relative:text;mso-height-percent:0;mso-height-relative:margin;v-text-anchor:top" o:gfxdata="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" filled="f" stroked="f">
                       <v:textbox>
                         <w:txbxContent>
                           <w:p>
@@ -2790,16 +2794,9 @@
       </w:tr>
     </w:tbl>
     <w:p>
-      <w:pPr>
-        <w:tabs>
-          <w:tab w:val="left" w:pos="7770"/>
-        </w:tabs>
-        <w:spacing w:line="240" w:lineRule="auto"/>
-      </w:pPr>
       <w:bookmarkStart w:id="0" w:name="_GoBack"/>
       <w:bookmarkEnd w:id="0"/>
     </w:p>
-    <w:p/>
     <w:sectPr>
       <w:pgSz w:w="11906" w:h="16838"/>
       <w:pgMar w:top="567" w:right="720" w:bottom="720" w:left="567" w:header="709" w:footer="709" w:gutter="0"/>
@@ -5021,7 +5018,7 @@
 </file>
 
 <file path=customXml/itemProps1.xml><?xml version="1.0" encoding="utf-8"?>
-<ds:datastoreItem xmlns:ds="http://schemas.openxmlformats.org/officeDocument/2006/customXml" ds:itemID="{C7B5E467-E079-4B43-8175-B18084088F35}">
+<ds:datastoreItem xmlns:ds="http://schemas.openxmlformats.org/officeDocument/2006/customXml" ds:itemID="{B9EFE092-4619-456B-A270-A5ECCD0DD86C}">
   <ds:schemaRefs>
     <ds:schemaRef ds:uri="http://schemas.openxmlformats.org/officeDocument/2006/bibliography"/>
   </ds:schemaRefs>
